--- a/Documentation UserGuide/GoldenGoose-User-Guide-Part2.docx
+++ b/Documentation UserGuide/GoldenGoose-User-Guide-Part2.docx
@@ -177,7 +177,7 @@
           <w:szCs w:val="18"/>
           <w:u w:val="single"/>
         </w:rPr>
-        <w:t xml:space="preserve">https://trendpulselabs.github.io/</w:t>
+        <w:t xml:space="preserve">https://trendpulselabs.netlify.app/</w:t>
       </w:r>
     </w:p>
     <w:p>
@@ -4395,12 +4395,38 @@
       </w:r>
     </w:p>
     <w:p>
-      <w:pPr>
-        <w:pBdr>
-          <w:bottom w:val="single" w:color="C6A052" w:sz="4"/>
-        </w:pBdr>
-        <w:spacing w:after="120" w:before="80"/>
-      </w:pPr>
+      <w:r>
+        <w:br w:type="page"/>
+      </w:r>
+    </w:p>
+    <w:p>
+      <w:pPr>
+        <w:pStyle w:val="Heading1"/>
+        <w:spacing w:after="140" w:before="320"/>
+      </w:pPr>
+      <w:r>
+        <w:rPr>
+          <w:b/>
+          <w:bCs/>
+          <w:color w:val="1A1A22"/>
+          <w:sz w:val="30"/>
+          <w:szCs w:val="30"/>
+        </w:rPr>
+        <w:t xml:space="preserve">Set up Telegram trade notifications</w:t>
+      </w:r>
+    </w:p>
+    <w:p>
+      <w:pPr>
+        <w:spacing w:after="130" w:line="288"/>
+      </w:pPr>
+      <w:r>
+        <w:rPr>
+          <w:color w:val="2B2B33"/>
+          <w:sz w:val="21"/>
+          <w:szCs w:val="21"/>
+        </w:rPr>
+        <w:t xml:space="preserve">Every TrendPulse EA can post its live trade activity — new cycles, rung banks, the flip, and closed wins and losses — straight to a Telegram chat or channel of your own. It takes about five minutes to wire up, and it means you can watch the EA work from your phone without sitting at the terminal.</w:t>
+      </w:r>
     </w:p>
     <w:p>
       <w:pPr>
@@ -4415,6 +4441,986 @@
           <w:sz w:val="20"/>
           <w:szCs w:val="20"/>
         </w:rPr>
+        <w:t xml:space="preserve">Step 1 — Create your bot with BotFather</w:t>
+      </w:r>
+    </w:p>
+    <w:p>
+      <w:pPr>
+        <w:pStyle w:val="ListParagraph"/>
+        <w:numPr>
+          <w:ilvl w:val="0"/>
+          <w:numId w:val="5"/>
+        </w:numPr>
+        <w:spacing w:after="90" w:line="276"/>
+      </w:pPr>
+      <w:r>
+        <w:rPr>
+          <w:color w:val="2B2B33"/>
+          <w:sz w:val="21"/>
+          <w:szCs w:val="21"/>
+        </w:rPr>
+        <w:t xml:space="preserve">In Telegram, search for </w:t>
+      </w:r>
+      <w:r>
+        <w:rPr>
+          <w:rFonts w:ascii="Consolas" w:cs="Consolas" w:eastAsia="Consolas" w:hAnsi="Consolas"/>
+          <w:color w:val="A03A00"/>
+          <w:sz w:val="19"/>
+          <w:szCs w:val="19"/>
+        </w:rPr>
+        <w:t xml:space="preserve">@BotFather</w:t>
+      </w:r>
+      <w:r>
+        <w:rPr>
+          <w:color w:val="2B2B33"/>
+          <w:sz w:val="21"/>
+          <w:szCs w:val="21"/>
+        </w:rPr>
+        <w:t xml:space="preserve"> (the official one, with the blue verified tick) and open a chat with it.</w:t>
+      </w:r>
+    </w:p>
+    <w:p>
+      <w:pPr>
+        <w:pStyle w:val="ListParagraph"/>
+        <w:numPr>
+          <w:ilvl w:val="0"/>
+          <w:numId w:val="5"/>
+        </w:numPr>
+        <w:spacing w:after="90" w:line="276"/>
+      </w:pPr>
+      <w:r>
+        <w:rPr>
+          <w:color w:val="2B2B33"/>
+          <w:sz w:val="21"/>
+          <w:szCs w:val="21"/>
+        </w:rPr>
+        <w:t xml:space="preserve">Send </w:t>
+      </w:r>
+      <w:r>
+        <w:rPr>
+          <w:rFonts w:ascii="Consolas" w:cs="Consolas" w:eastAsia="Consolas" w:hAnsi="Consolas"/>
+          <w:color w:val="A03A00"/>
+          <w:sz w:val="19"/>
+          <w:szCs w:val="19"/>
+        </w:rPr>
+        <w:t xml:space="preserve">/newbot</w:t>
+      </w:r>
+      <w:r>
+        <w:rPr>
+          <w:color w:val="2B2B33"/>
+          <w:sz w:val="21"/>
+          <w:szCs w:val="21"/>
+        </w:rPr>
+        <w:t xml:space="preserve">. BotFather asks for a name (anything, e.g. “My TrendPulse Alerts”) and then a username that must end in </w:t>
+      </w:r>
+      <w:r>
+        <w:rPr>
+          <w:rFonts w:ascii="Consolas" w:cs="Consolas" w:eastAsia="Consolas" w:hAnsi="Consolas"/>
+          <w:color w:val="A03A00"/>
+          <w:sz w:val="19"/>
+          <w:szCs w:val="19"/>
+        </w:rPr>
+        <w:t xml:space="preserve">bot</w:t>
+      </w:r>
+      <w:r>
+        <w:rPr>
+          <w:color w:val="2B2B33"/>
+          <w:sz w:val="21"/>
+          <w:szCs w:val="21"/>
+        </w:rPr>
+        <w:t xml:space="preserve"> (e.g. </w:t>
+      </w:r>
+      <w:r>
+        <w:rPr>
+          <w:rFonts w:ascii="Consolas" w:cs="Consolas" w:eastAsia="Consolas" w:hAnsi="Consolas"/>
+          <w:color w:val="A03A00"/>
+          <w:sz w:val="19"/>
+          <w:szCs w:val="19"/>
+        </w:rPr>
+        <w:t xml:space="preserve">my_trendpulse_bot</w:t>
+      </w:r>
+      <w:r>
+        <w:rPr>
+          <w:color w:val="2B2B33"/>
+          <w:sz w:val="21"/>
+          <w:szCs w:val="21"/>
+        </w:rPr>
+        <w:t xml:space="preserve">).</w:t>
+      </w:r>
+    </w:p>
+    <w:p>
+      <w:pPr>
+        <w:pStyle w:val="ListParagraph"/>
+        <w:numPr>
+          <w:ilvl w:val="0"/>
+          <w:numId w:val="5"/>
+        </w:numPr>
+        <w:spacing w:after="90" w:line="276"/>
+      </w:pPr>
+      <w:r>
+        <w:rPr>
+          <w:color w:val="2B2B33"/>
+          <w:sz w:val="21"/>
+          <w:szCs w:val="21"/>
+        </w:rPr>
+        <w:t xml:space="preserve">BotFather replies with your </w:t>
+      </w:r>
+      <w:r>
+        <w:rPr>
+          <w:b/>
+          <w:bCs/>
+          <w:color w:val="1A1A22"/>
+          <w:sz w:val="21"/>
+          <w:szCs w:val="21"/>
+        </w:rPr>
+        <w:t xml:space="preserve">bot token</w:t>
+      </w:r>
+      <w:r>
+        <w:rPr>
+          <w:color w:val="2B2B33"/>
+          <w:sz w:val="21"/>
+          <w:szCs w:val="21"/>
+        </w:rPr>
+        <w:t xml:space="preserve"> — a long string like </w:t>
+      </w:r>
+      <w:r>
+        <w:rPr>
+          <w:rFonts w:ascii="Consolas" w:cs="Consolas" w:eastAsia="Consolas" w:hAnsi="Consolas"/>
+          <w:color w:val="A03A00"/>
+          <w:sz w:val="19"/>
+          <w:szCs w:val="19"/>
+        </w:rPr>
+        <w:t xml:space="preserve">123456789:ABCdefGhIJKlmNoPQRstuVWxyz</w:t>
+      </w:r>
+      <w:r>
+        <w:rPr>
+          <w:color w:val="2B2B33"/>
+          <w:sz w:val="21"/>
+          <w:szCs w:val="21"/>
+        </w:rPr>
+        <w:t xml:space="preserve">. Copy it and keep it private; anyone with it can control your bot.</w:t>
+      </w:r>
+    </w:p>
+    <w:p>
+      <w:pPr>
+        <w:pStyle w:val="Heading3"/>
+        <w:spacing w:after="90" w:before="200"/>
+      </w:pPr>
+      <w:r>
+        <w:rPr>
+          <w:b/>
+          <w:bCs/>
+          <w:color w:val="4B7BF5"/>
+          <w:sz w:val="20"/>
+          <w:szCs w:val="20"/>
+        </w:rPr>
+        <w:t xml:space="preserve">Step 2 — Get your chat ID</w:t>
+      </w:r>
+    </w:p>
+    <w:p>
+      <w:pPr>
+        <w:pStyle w:val="ListParagraph"/>
+        <w:numPr>
+          <w:ilvl w:val="0"/>
+          <w:numId w:val="5"/>
+        </w:numPr>
+        <w:spacing w:after="90" w:line="276"/>
+      </w:pPr>
+      <w:r>
+        <w:rPr>
+          <w:color w:val="2B2B33"/>
+          <w:sz w:val="21"/>
+          <w:szCs w:val="21"/>
+        </w:rPr>
+        <w:t xml:space="preserve">Decide where alerts should go: your own private chat, or a channel/group you own.</w:t>
+      </w:r>
+    </w:p>
+    <w:p>
+      <w:pPr>
+        <w:pStyle w:val="ListParagraph"/>
+        <w:numPr>
+          <w:ilvl w:val="0"/>
+          <w:numId w:val="5"/>
+        </w:numPr>
+        <w:spacing w:after="90" w:line="276"/>
+      </w:pPr>
+      <w:r>
+        <w:rPr>
+          <w:color w:val="2B2B33"/>
+          <w:sz w:val="21"/>
+          <w:szCs w:val="21"/>
+        </w:rPr>
+        <w:t xml:space="preserve">For a </w:t>
+      </w:r>
+      <w:r>
+        <w:rPr>
+          <w:b/>
+          <w:bCs/>
+          <w:color w:val="1A1A22"/>
+          <w:sz w:val="21"/>
+          <w:szCs w:val="21"/>
+        </w:rPr>
+        <w:t xml:space="preserve">private chat</w:t>
+      </w:r>
+      <w:r>
+        <w:rPr>
+          <w:color w:val="2B2B33"/>
+          <w:sz w:val="21"/>
+          <w:szCs w:val="21"/>
+        </w:rPr>
+        <w:t xml:space="preserve">: open a chat with your new bot and send it any message (e.g. “hi”). Then, in a browser, visit </w:t>
+      </w:r>
+      <w:r>
+        <w:rPr>
+          <w:rFonts w:ascii="Consolas" w:cs="Consolas" w:eastAsia="Consolas" w:hAnsi="Consolas"/>
+          <w:color w:val="A03A00"/>
+          <w:sz w:val="19"/>
+          <w:szCs w:val="19"/>
+        </w:rPr>
+        <w:t xml:space="preserve">https://api.telegram.org/bot&lt;YOUR_TOKEN&gt;/getUpdates</w:t>
+      </w:r>
+      <w:r>
+        <w:rPr>
+          <w:color w:val="2B2B33"/>
+          <w:sz w:val="21"/>
+          <w:szCs w:val="21"/>
+        </w:rPr>
+        <w:t xml:space="preserve"> (paste your token in place of </w:t>
+      </w:r>
+      <w:r>
+        <w:rPr>
+          <w:rFonts w:ascii="Consolas" w:cs="Consolas" w:eastAsia="Consolas" w:hAnsi="Consolas"/>
+          <w:color w:val="A03A00"/>
+          <w:sz w:val="19"/>
+          <w:szCs w:val="19"/>
+        </w:rPr>
+        <w:t xml:space="preserve">&lt;YOUR_TOKEN&gt;</w:t>
+      </w:r>
+      <w:r>
+        <w:rPr>
+          <w:color w:val="2B2B33"/>
+          <w:sz w:val="21"/>
+          <w:szCs w:val="21"/>
+        </w:rPr>
+        <w:t xml:space="preserve">). Look for </w:t>
+      </w:r>
+      <w:r>
+        <w:rPr>
+          <w:rFonts w:ascii="Consolas" w:cs="Consolas" w:eastAsia="Consolas" w:hAnsi="Consolas"/>
+          <w:color w:val="A03A00"/>
+          <w:sz w:val="19"/>
+          <w:szCs w:val="19"/>
+        </w:rPr>
+        <w:t xml:space="preserve">"chat":{"id":...}</w:t>
+      </w:r>
+      <w:r>
+        <w:rPr>
+          <w:color w:val="2B2B33"/>
+          <w:sz w:val="21"/>
+          <w:szCs w:val="21"/>
+        </w:rPr>
+        <w:t xml:space="preserve"> — that number is your </w:t>
+      </w:r>
+      <w:r>
+        <w:rPr>
+          <w:b/>
+          <w:bCs/>
+          <w:color w:val="1A1A22"/>
+          <w:sz w:val="21"/>
+          <w:szCs w:val="21"/>
+        </w:rPr>
+        <w:t xml:space="preserve">chat ID</w:t>
+      </w:r>
+      <w:r>
+        <w:rPr>
+          <w:color w:val="2B2B33"/>
+          <w:sz w:val="21"/>
+          <w:szCs w:val="21"/>
+        </w:rPr>
+        <w:t xml:space="preserve">.</w:t>
+      </w:r>
+    </w:p>
+    <w:p>
+      <w:pPr>
+        <w:pStyle w:val="ListParagraph"/>
+        <w:numPr>
+          <w:ilvl w:val="0"/>
+          <w:numId w:val="5"/>
+        </w:numPr>
+        <w:spacing w:after="90" w:line="276"/>
+      </w:pPr>
+      <w:r>
+        <w:rPr>
+          <w:color w:val="2B2B33"/>
+          <w:sz w:val="21"/>
+          <w:szCs w:val="21"/>
+        </w:rPr>
+        <w:t xml:space="preserve">For a </w:t>
+      </w:r>
+      <w:r>
+        <w:rPr>
+          <w:b/>
+          <w:bCs/>
+          <w:color w:val="1A1A22"/>
+          <w:sz w:val="21"/>
+          <w:szCs w:val="21"/>
+        </w:rPr>
+        <w:t xml:space="preserve">channel</w:t>
+      </w:r>
+      <w:r>
+        <w:rPr>
+          <w:color w:val="2B2B33"/>
+          <w:sz w:val="21"/>
+          <w:szCs w:val="21"/>
+        </w:rPr>
+        <w:t xml:space="preserve">: add your bot to the channel as an </w:t>
+      </w:r>
+      <w:r>
+        <w:rPr>
+          <w:b/>
+          <w:bCs/>
+          <w:color w:val="1A1A22"/>
+          <w:sz w:val="21"/>
+          <w:szCs w:val="21"/>
+        </w:rPr>
+        <w:t xml:space="preserve">admin</w:t>
+      </w:r>
+      <w:r>
+        <w:rPr>
+          <w:color w:val="2B2B33"/>
+          <w:sz w:val="21"/>
+          <w:szCs w:val="21"/>
+        </w:rPr>
+        <w:t xml:space="preserve"> (with “Post Messages”), post something, then use the same </w:t>
+      </w:r>
+      <w:r>
+        <w:rPr>
+          <w:rFonts w:ascii="Consolas" w:cs="Consolas" w:eastAsia="Consolas" w:hAnsi="Consolas"/>
+          <w:color w:val="A03A00"/>
+          <w:sz w:val="19"/>
+          <w:szCs w:val="19"/>
+        </w:rPr>
+        <w:t xml:space="preserve">getUpdates</w:t>
+      </w:r>
+      <w:r>
+        <w:rPr>
+          <w:color w:val="2B2B33"/>
+          <w:sz w:val="21"/>
+          <w:szCs w:val="21"/>
+        </w:rPr>
+        <w:t xml:space="preserve"> URL to find the channel’s ID (it starts with </w:t>
+      </w:r>
+      <w:r>
+        <w:rPr>
+          <w:rFonts w:ascii="Consolas" w:cs="Consolas" w:eastAsia="Consolas" w:hAnsi="Consolas"/>
+          <w:color w:val="A03A00"/>
+          <w:sz w:val="19"/>
+          <w:szCs w:val="19"/>
+        </w:rPr>
+        <w:t xml:space="preserve">-100</w:t>
+      </w:r>
+      <w:r>
+        <w:rPr>
+          <w:color w:val="2B2B33"/>
+          <w:sz w:val="21"/>
+          <w:szCs w:val="21"/>
+        </w:rPr>
+        <w:t xml:space="preserve">).</w:t>
+      </w:r>
+    </w:p>
+    <w:p>
+      <w:pPr>
+        <w:pStyle w:val="Heading3"/>
+        <w:spacing w:after="90" w:before="200"/>
+      </w:pPr>
+      <w:r>
+        <w:rPr>
+          <w:b/>
+          <w:bCs/>
+          <w:color w:val="4B7BF5"/>
+          <w:sz w:val="20"/>
+          <w:szCs w:val="20"/>
+        </w:rPr>
+        <w:t xml:space="preserve">Step 3 — Enter the details in the EA</w:t>
+      </w:r>
+    </w:p>
+    <w:p>
+      <w:pPr>
+        <w:spacing w:after="130" w:line="288"/>
+      </w:pPr>
+      <w:r>
+        <w:rPr>
+          <w:color w:val="2B2B33"/>
+          <w:sz w:val="21"/>
+          <w:szCs w:val="21"/>
+        </w:rPr>
+        <w:t xml:space="preserve">In the EA’s </w:t>
+      </w:r>
+      <w:r>
+        <w:rPr>
+          <w:b/>
+          <w:bCs/>
+          <w:color w:val="1A1A22"/>
+          <w:sz w:val="21"/>
+          <w:szCs w:val="21"/>
+        </w:rPr>
+        <w:t xml:space="preserve">Inputs</w:t>
+      </w:r>
+      <w:r>
+        <w:rPr>
+          <w:color w:val="2B2B33"/>
+          <w:sz w:val="21"/>
+          <w:szCs w:val="21"/>
+        </w:rPr>
+        <w:t xml:space="preserve"> tab, fill in the Telegram group:</w:t>
+      </w:r>
+    </w:p>
+    <w:tbl>
+      <w:tblPr>
+        <w:tblW w:type="dxa" w:w="9360"/>
+        <w:tblBorders>
+          <w:top w:val="single" w:color="D8D2C4" w:sz="1"/>
+          <w:left w:val="single" w:color="D8D2C4" w:sz="1"/>
+          <w:bottom w:val="single" w:color="D8D2C4" w:sz="1"/>
+          <w:right w:val="single" w:color="D8D2C4" w:sz="1"/>
+          <w:insideH w:val="single" w:color="E4DFD3" w:sz="1"/>
+          <w:insideV w:val="single" w:color="E4DFD3" w:sz="1"/>
+        </w:tblBorders>
+      </w:tblPr>
+      <w:tblGrid>
+        <w:gridCol w:w="2900"/>
+        <w:gridCol w:w="6460"/>
+      </w:tblGrid>
+      <w:tr>
+        <w:trPr>
+          <w:tblHeader/>
+        </w:trPr>
+        <w:tc>
+          <w:tcPr>
+            <w:tcW w:type="dxa" w:w="2900"/>
+            <w:shd w:fill="1A1A22" w:val="clear"/>
+            <w:tcMar>
+              <w:top w:type="dxa" w:w="80"/>
+              <w:left w:type="dxa" w:w="120"/>
+              <w:bottom w:type="dxa" w:w="80"/>
+              <w:right w:type="dxa" w:w="120"/>
+            </w:tcMar>
+          </w:tcPr>
+          <w:p>
+            <w:r>
+              <w:rPr>
+                <w:b/>
+                <w:bCs/>
+                <w:color w:val="FFFFFF"/>
+                <w:sz w:val="18"/>
+                <w:szCs w:val="18"/>
+              </w:rPr>
+              <w:t xml:space="preserve">Input</w:t>
+            </w:r>
+          </w:p>
+        </w:tc>
+        <w:tc>
+          <w:tcPr>
+            <w:tcW w:type="dxa" w:w="6460"/>
+            <w:shd w:fill="1A1A22" w:val="clear"/>
+            <w:tcMar>
+              <w:top w:type="dxa" w:w="80"/>
+              <w:left w:type="dxa" w:w="120"/>
+              <w:bottom w:type="dxa" w:w="80"/>
+              <w:right w:type="dxa" w:w="120"/>
+            </w:tcMar>
+          </w:tcPr>
+          <w:p>
+            <w:r>
+              <w:rPr>
+                <w:b/>
+                <w:bCs/>
+                <w:color w:val="FFFFFF"/>
+                <w:sz w:val="18"/>
+                <w:szCs w:val="18"/>
+              </w:rPr>
+              <w:t xml:space="preserve">What to enter</w:t>
+            </w:r>
+          </w:p>
+        </w:tc>
+      </w:tr>
+      <w:tr>
+        <w:tc>
+          <w:tcPr>
+            <w:tcW w:type="dxa" w:w="2900"/>
+            <w:shd w:fill="FFFFFF" w:val="clear"/>
+            <w:tcMar>
+              <w:top w:type="dxa" w:w="70"/>
+              <w:left w:type="dxa" w:w="120"/>
+              <w:bottom w:type="dxa" w:w="70"/>
+              <w:right w:type="dxa" w:w="120"/>
+            </w:tcMar>
+          </w:tcPr>
+          <w:p>
+            <w:r>
+              <w:rPr>
+                <w:rFonts w:ascii="Consolas" w:cs="Consolas" w:eastAsia="Consolas" w:hAnsi="Consolas"/>
+                <w:b/>
+                <w:bCs/>
+                <w:color w:val="8A2A00"/>
+                <w:sz w:val="17"/>
+                <w:szCs w:val="17"/>
+              </w:rPr>
+              <w:t xml:space="preserve">InpTgEnable</w:t>
+            </w:r>
+          </w:p>
+        </w:tc>
+        <w:tc>
+          <w:tcPr>
+            <w:tcW w:type="dxa" w:w="6460"/>
+            <w:shd w:fill="FFFFFF" w:val="clear"/>
+            <w:tcMar>
+              <w:top w:type="dxa" w:w="70"/>
+              <w:left w:type="dxa" w:w="120"/>
+              <w:bottom w:type="dxa" w:w="70"/>
+              <w:right w:type="dxa" w:w="120"/>
+            </w:tcMar>
+          </w:tcPr>
+          <w:p>
+            <w:r>
+              <w:rPr>
+                <w:color w:val="333333"/>
+                <w:sz w:val="18"/>
+                <w:szCs w:val="18"/>
+              </w:rPr>
+              <w:t xml:space="preserve">Set to </w:t>
+            </w:r>
+            <w:r>
+              <w:rPr>
+                <w:b/>
+                <w:bCs/>
+                <w:color w:val="1A1A22"/>
+                <w:sz w:val="18"/>
+                <w:szCs w:val="18"/>
+              </w:rPr>
+              <w:t xml:space="preserve">true</w:t>
+            </w:r>
+            <w:r>
+              <w:rPr>
+                <w:color w:val="333333"/>
+                <w:sz w:val="18"/>
+                <w:szCs w:val="18"/>
+              </w:rPr>
+              <w:t xml:space="preserve"> to turn notifications on.</w:t>
+            </w:r>
+          </w:p>
+        </w:tc>
+      </w:tr>
+      <w:tr>
+        <w:tc>
+          <w:tcPr>
+            <w:tcW w:type="dxa" w:w="2900"/>
+            <w:shd w:fill="F7F5F0" w:val="clear"/>
+            <w:tcMar>
+              <w:top w:type="dxa" w:w="70"/>
+              <w:left w:type="dxa" w:w="120"/>
+              <w:bottom w:type="dxa" w:w="70"/>
+              <w:right w:type="dxa" w:w="120"/>
+            </w:tcMar>
+          </w:tcPr>
+          <w:p>
+            <w:r>
+              <w:rPr>
+                <w:rFonts w:ascii="Consolas" w:cs="Consolas" w:eastAsia="Consolas" w:hAnsi="Consolas"/>
+                <w:b/>
+                <w:bCs/>
+                <w:color w:val="8A2A00"/>
+                <w:sz w:val="17"/>
+                <w:szCs w:val="17"/>
+              </w:rPr>
+              <w:t xml:space="preserve">InpTgToken</w:t>
+            </w:r>
+          </w:p>
+        </w:tc>
+        <w:tc>
+          <w:tcPr>
+            <w:tcW w:type="dxa" w:w="6460"/>
+            <w:shd w:fill="F7F5F0" w:val="clear"/>
+            <w:tcMar>
+              <w:top w:type="dxa" w:w="70"/>
+              <w:left w:type="dxa" w:w="120"/>
+              <w:bottom w:type="dxa" w:w="70"/>
+              <w:right w:type="dxa" w:w="120"/>
+            </w:tcMar>
+          </w:tcPr>
+          <w:p>
+            <w:r>
+              <w:rPr>
+                <w:color w:val="333333"/>
+                <w:sz w:val="18"/>
+                <w:szCs w:val="18"/>
+              </w:rPr>
+              <w:t xml:space="preserve">Paste your </w:t>
+            </w:r>
+            <w:r>
+              <w:rPr>
+                <w:b/>
+                <w:bCs/>
+                <w:color w:val="1A1A22"/>
+                <w:sz w:val="18"/>
+                <w:szCs w:val="18"/>
+              </w:rPr>
+              <w:t xml:space="preserve">bot token</w:t>
+            </w:r>
+            <w:r>
+              <w:rPr>
+                <w:color w:val="333333"/>
+                <w:sz w:val="18"/>
+                <w:szCs w:val="18"/>
+              </w:rPr>
+              <w:t xml:space="preserve"> from BotFather (Step 1).</w:t>
+            </w:r>
+          </w:p>
+        </w:tc>
+      </w:tr>
+      <w:tr>
+        <w:tc>
+          <w:tcPr>
+            <w:tcW w:type="dxa" w:w="2900"/>
+            <w:shd w:fill="FFFFFF" w:val="clear"/>
+            <w:tcMar>
+              <w:top w:type="dxa" w:w="70"/>
+              <w:left w:type="dxa" w:w="120"/>
+              <w:bottom w:type="dxa" w:w="70"/>
+              <w:right w:type="dxa" w:w="120"/>
+            </w:tcMar>
+          </w:tcPr>
+          <w:p>
+            <w:r>
+              <w:rPr>
+                <w:rFonts w:ascii="Consolas" w:cs="Consolas" w:eastAsia="Consolas" w:hAnsi="Consolas"/>
+                <w:b/>
+                <w:bCs/>
+                <w:color w:val="8A2A00"/>
+                <w:sz w:val="17"/>
+                <w:szCs w:val="17"/>
+              </w:rPr>
+              <w:t xml:space="preserve">InpTgChatID</w:t>
+            </w:r>
+          </w:p>
+        </w:tc>
+        <w:tc>
+          <w:tcPr>
+            <w:tcW w:type="dxa" w:w="6460"/>
+            <w:shd w:fill="FFFFFF" w:val="clear"/>
+            <w:tcMar>
+              <w:top w:type="dxa" w:w="70"/>
+              <w:left w:type="dxa" w:w="120"/>
+              <w:bottom w:type="dxa" w:w="70"/>
+              <w:right w:type="dxa" w:w="120"/>
+            </w:tcMar>
+          </w:tcPr>
+          <w:p>
+            <w:r>
+              <w:rPr>
+                <w:color w:val="333333"/>
+                <w:sz w:val="18"/>
+                <w:szCs w:val="18"/>
+              </w:rPr>
+              <w:t xml:space="preserve">Paste your </w:t>
+            </w:r>
+            <w:r>
+              <w:rPr>
+                <w:b/>
+                <w:bCs/>
+                <w:color w:val="1A1A22"/>
+                <w:sz w:val="18"/>
+                <w:szCs w:val="18"/>
+              </w:rPr>
+              <w:t xml:space="preserve">chat ID</w:t>
+            </w:r>
+            <w:r>
+              <w:rPr>
+                <w:color w:val="333333"/>
+                <w:sz w:val="18"/>
+                <w:szCs w:val="18"/>
+              </w:rPr>
+              <w:t xml:space="preserve"> from Step 2 (the private-chat number, or the -100… channel ID).</w:t>
+            </w:r>
+          </w:p>
+        </w:tc>
+      </w:tr>
+    </w:tbl>
+    <w:p>
+      <w:pPr>
+        <w:pStyle w:val="Heading3"/>
+        <w:spacing w:after="90" w:before="200"/>
+      </w:pPr>
+      <w:r>
+        <w:rPr>
+          <w:b/>
+          <w:bCs/>
+          <w:color w:val="4B7BF5"/>
+          <w:sz w:val="20"/>
+          <w:szCs w:val="20"/>
+        </w:rPr>
+        <w:t xml:space="preserve">Step 4 — Whitelist Telegram for WebRequest</w:t>
+      </w:r>
+    </w:p>
+    <w:p>
+      <w:pPr>
+        <w:spacing w:after="130" w:line="288"/>
+      </w:pPr>
+      <w:r>
+        <w:rPr>
+          <w:color w:val="2B2B33"/>
+          <w:sz w:val="21"/>
+          <w:szCs w:val="21"/>
+        </w:rPr>
+        <w:t xml:space="preserve">MetaTrader blocks outbound web calls by default, so you must allow Telegram’s address once:</w:t>
+      </w:r>
+    </w:p>
+    <w:p>
+      <w:pPr>
+        <w:pStyle w:val="ListParagraph"/>
+        <w:numPr>
+          <w:ilvl w:val="0"/>
+          <w:numId w:val="5"/>
+        </w:numPr>
+        <w:spacing w:after="90" w:line="276"/>
+      </w:pPr>
+      <w:r>
+        <w:rPr>
+          <w:b/>
+          <w:bCs/>
+          <w:color w:val="1A1A22"/>
+          <w:sz w:val="21"/>
+          <w:szCs w:val="21"/>
+        </w:rPr>
+        <w:t xml:space="preserve">Tools → Options → Expert Advisors</w:t>
+      </w:r>
+      <w:r>
+        <w:rPr>
+          <w:color w:val="2B2B33"/>
+          <w:sz w:val="21"/>
+          <w:szCs w:val="21"/>
+        </w:rPr>
+        <w:t xml:space="preserve"> → tick </w:t>
+      </w:r>
+      <w:r>
+        <w:rPr>
+          <w:b/>
+          <w:bCs/>
+          <w:color w:val="1A1A22"/>
+          <w:sz w:val="21"/>
+          <w:szCs w:val="21"/>
+        </w:rPr>
+        <w:t xml:space="preserve">Allow WebRequest for listed URL</w:t>
+      </w:r>
+      <w:r>
+        <w:rPr>
+          <w:color w:val="2B2B33"/>
+          <w:sz w:val="21"/>
+          <w:szCs w:val="21"/>
+        </w:rPr>
+        <w:t xml:space="preserve">.</w:t>
+      </w:r>
+    </w:p>
+    <w:p>
+      <w:pPr>
+        <w:pStyle w:val="ListParagraph"/>
+        <w:numPr>
+          <w:ilvl w:val="0"/>
+          <w:numId w:val="5"/>
+        </w:numPr>
+        <w:spacing w:after="90" w:line="276"/>
+      </w:pPr>
+      <w:r>
+        <w:rPr>
+          <w:color w:val="2B2B33"/>
+          <w:sz w:val="21"/>
+          <w:szCs w:val="21"/>
+        </w:rPr>
+        <w:t xml:space="preserve">Add </w:t>
+      </w:r>
+      <w:r>
+        <w:rPr>
+          <w:rFonts w:ascii="Consolas" w:cs="Consolas" w:eastAsia="Consolas" w:hAnsi="Consolas"/>
+          <w:color w:val="A03A00"/>
+          <w:sz w:val="19"/>
+          <w:szCs w:val="19"/>
+        </w:rPr>
+        <w:t xml:space="preserve">https://api.telegram.org</w:t>
+      </w:r>
+      <w:r>
+        <w:rPr>
+          <w:color w:val="2B2B33"/>
+          <w:sz w:val="21"/>
+          <w:szCs w:val="21"/>
+        </w:rPr>
+        <w:t xml:space="preserve"> to the list, and click OK.</w:t>
+      </w:r>
+    </w:p>
+    <w:p>
+      <w:pPr>
+        <w:pStyle w:val="ListParagraph"/>
+        <w:numPr>
+          <w:ilvl w:val="0"/>
+          <w:numId w:val="5"/>
+        </w:numPr>
+        <w:spacing w:after="90" w:line="276"/>
+      </w:pPr>
+      <w:r>
+        <w:rPr>
+          <w:color w:val="2B2B33"/>
+          <w:sz w:val="21"/>
+          <w:szCs w:val="21"/>
+        </w:rPr>
+        <w:t xml:space="preserve">Re-attach the EA (or toggle </w:t>
+      </w:r>
+      <w:r>
+        <w:rPr>
+          <w:rFonts w:ascii="Consolas" w:cs="Consolas" w:eastAsia="Consolas" w:hAnsi="Consolas"/>
+          <w:color w:val="A03A00"/>
+          <w:sz w:val="19"/>
+          <w:szCs w:val="19"/>
+        </w:rPr>
+        <w:t xml:space="preserve">InpTgEnable</w:t>
+      </w:r>
+      <w:r>
+        <w:rPr>
+          <w:color w:val="2B2B33"/>
+          <w:sz w:val="21"/>
+          <w:szCs w:val="21"/>
+        </w:rPr>
+        <w:t xml:space="preserve">). You should receive a startup message in your chat confirming it’s connected.</w:t>
+      </w:r>
+    </w:p>
+    <w:tbl>
+      <w:tblPr>
+        <w:tblW w:type="dxa" w:w="9360"/>
+        <w:tblBorders>
+          <w:top w:val="single" w:color="4B7BF5" w:sz="2"/>
+          <w:left w:val="single" w:color="4B7BF5" w:sz="18"/>
+          <w:bottom w:val="single" w:color="4B7BF5" w:sz="2"/>
+          <w:right w:val="single" w:color="4B7BF5" w:sz="2"/>
+          <w:insideH w:val="none"/>
+          <w:insideV w:val="none"/>
+        </w:tblBorders>
+      </w:tblPr>
+      <w:tblGrid>
+        <w:gridCol w:w="9360"/>
+      </w:tblGrid>
+      <w:tr>
+        <w:tc>
+          <w:tcPr>
+            <w:tcW w:type="dxa" w:w="9360"/>
+            <w:shd w:fill="EEF3FC" w:val="clear"/>
+            <w:tcMar>
+              <w:top w:type="dxa" w:w="120"/>
+              <w:left w:type="dxa" w:w="160"/>
+              <w:bottom w:type="dxa" w:w="120"/>
+              <w:right w:type="dxa" w:w="160"/>
+            </w:tcMar>
+          </w:tcPr>
+          <w:p>
+            <w:pPr>
+              <w:spacing w:after="60"/>
+            </w:pPr>
+            <w:r>
+              <w:rPr>
+                <w:b/>
+                <w:bCs/>
+                <w:color w:val="2A5599"/>
+                <w:sz w:val="20"/>
+                <w:szCs w:val="20"/>
+              </w:rPr>
+              <w:t xml:space="preserve">Tips</w:t>
+            </w:r>
+          </w:p>
+          <w:p>
+            <w:pPr>
+              <w:spacing w:line="276"/>
+            </w:pPr>
+            <w:r>
+              <w:rPr>
+                <w:color w:val="333333"/>
+                <w:sz w:val="20"/>
+                <w:szCs w:val="20"/>
+              </w:rPr>
+              <w:t xml:space="preserve">Keep your bot token private — treat it like a password. If it ever leaks, message </w:t>
+            </w:r>
+            <w:r>
+              <w:rPr>
+                <w:rFonts w:ascii="Consolas" w:cs="Consolas" w:eastAsia="Consolas" w:hAnsi="Consolas"/>
+                <w:color w:val="A03A00"/>
+                <w:sz w:val="18"/>
+                <w:szCs w:val="18"/>
+              </w:rPr>
+              <w:t xml:space="preserve">@BotFather</w:t>
+            </w:r>
+            <w:r>
+              <w:rPr>
+                <w:color w:val="333333"/>
+                <w:sz w:val="20"/>
+                <w:szCs w:val="20"/>
+              </w:rPr>
+              <w:t xml:space="preserve"> and use </w:t>
+            </w:r>
+            <w:r>
+              <w:rPr>
+                <w:rFonts w:ascii="Consolas" w:cs="Consolas" w:eastAsia="Consolas" w:hAnsi="Consolas"/>
+                <w:color w:val="A03A00"/>
+                <w:sz w:val="18"/>
+                <w:szCs w:val="18"/>
+              </w:rPr>
+              <w:t xml:space="preserve">/revoke</w:t>
+            </w:r>
+            <w:r>
+              <w:rPr>
+                <w:color w:val="333333"/>
+                <w:sz w:val="20"/>
+                <w:szCs w:val="20"/>
+              </w:rPr>
+              <w:t xml:space="preserve"> to reset it. For a public transparency feed, point the bot at a channel; for private alerts, use your own chat. If no messages arrive, the usual cause is a missing </w:t>
+            </w:r>
+            <w:r>
+              <w:rPr>
+                <w:rFonts w:ascii="Consolas" w:cs="Consolas" w:eastAsia="Consolas" w:hAnsi="Consolas"/>
+                <w:color w:val="A03A00"/>
+                <w:sz w:val="18"/>
+                <w:szCs w:val="18"/>
+              </w:rPr>
+              <w:t xml:space="preserve">https://api.telegram.org</w:t>
+            </w:r>
+            <w:r>
+              <w:rPr>
+                <w:color w:val="333333"/>
+                <w:sz w:val="20"/>
+                <w:szCs w:val="20"/>
+              </w:rPr>
+              <w:t xml:space="preserve"> entry in the WebRequest whitelist.</w:t>
+            </w:r>
+          </w:p>
+        </w:tc>
+      </w:tr>
+    </w:tbl>
+    <w:p>
+      <w:pPr>
+        <w:pBdr>
+          <w:bottom w:val="single" w:color="C6A052" w:sz="4"/>
+        </w:pBdr>
+        <w:spacing w:after="120" w:before="80"/>
+      </w:pPr>
+    </w:p>
+    <w:p>
+      <w:pPr>
+        <w:pStyle w:val="Heading3"/>
+        <w:spacing w:after="90" w:before="200"/>
+      </w:pPr>
+      <w:r>
+        <w:rPr>
+          <w:b/>
+          <w:bCs/>
+          <w:color w:val="4B7BF5"/>
+          <w:sz w:val="20"/>
+          <w:szCs w:val="20"/>
+        </w:rPr>
         <w:t xml:space="preserve">Links</w:t>
       </w:r>
     </w:p>
@@ -4463,7 +5469,7 @@
           <w:szCs w:val="18"/>
           <w:u w:val="single"/>
         </w:rPr>
-        <w:t xml:space="preserve">https://trendpulselabs.github.io/</w:t>
+        <w:t xml:space="preserve">https://trendpulselabs.netlify.app/</w:t>
       </w:r>
     </w:p>
     <w:p>
@@ -4487,7 +5493,7 @@
           <w:szCs w:val="18"/>
           <w:u w:val="single"/>
         </w:rPr>
-        <w:t xml:space="preserve">https://trendpulselabs.github.io/apex/</w:t>
+        <w:t xml:space="preserve">https://trendpulselabs.netlify.app/apex/</w:t>
       </w:r>
     </w:p>
     <w:p>
@@ -4929,6 +5935,15 @@
       <w:lvlJc w:val="start"/>
     </w:lvl>
   </w:abstractNum>
+  <w:abstractNum w:abstractNumId="5" w15:restartNumberingAfterBreak="0">
+    <w:multiLevelType w:val="hybridMultilevel"/>
+    <w:lvl w:ilvl="0" w15:tentative="1">
+      <w:start w:val="1"/>
+      <w:numFmt w:val="decimal"/>
+      <w:lvlText w:val="%1."/>
+      <w:lvlJc w:val="start"/>
+    </w:lvl>
+  </w:abstractNum>
   <w:num w:numId="1">
     <w:abstractNumId w:val="1"/>
     <w:lvlOverride w:ilvl="0">
@@ -4949,6 +5964,12 @@
   </w:num>
   <w:num w:numId="4">
     <w:abstractNumId w:val="2"/>
+    <w:lvlOverride w:ilvl="0">
+      <w:startOverride w:val="1"/>
+    </w:lvlOverride>
+  </w:num>
+  <w:num w:numId="5">
+    <w:abstractNumId w:val="5"/>
     <w:lvlOverride w:ilvl="0">
       <w:startOverride w:val="1"/>
     </w:lvlOverride>
